--- a/docs/provisional_patent_application.docx
+++ b/docs/provisional_patent_application.docx
@@ -2,7 +2,7 @@
 <file path=word/document.xml><?xml version="1.0" encoding="utf-8"?>
 <w:document xmlns:w="http://schemas.openxmlformats.org/wordprocessingml/2006/main" xmlns:m="http://schemas.openxmlformats.org/officeDocument/2006/math" xmlns:r="http://schemas.openxmlformats.org/officeDocument/2006/relationships" xmlns:o="urn:schemas-microsoft-com:office:office" xmlns:v="urn:schemas-microsoft-com:vml" xmlns:w10="urn:schemas-microsoft-com:office:word" xmlns:a="http://schemas.openxmlformats.org/drawingml/2006/main" xmlns:pic="http://schemas.openxmlformats.org/drawingml/2006/picture" xmlns:wp="http://schemas.openxmlformats.org/drawingml/2006/wordprocessingDrawing">
   <w:body>
-    <w:bookmarkStart w:id="38" w:name="provisional-patent-application"/>
+    <w:bookmarkStart w:id="42" w:name="provisional-patent-application"/>
     <w:p>
       <w:pPr>
         <w:pStyle w:val="Heading1"/>
@@ -47,13 +47,6 @@
         <w:t xml:space="preserve">SYSTEM AND METHOD FOR GEOMETRIC REPRESENTATION, ANALYSIS, AND VISUALIZATION OF EMOTIONAL STATES USING QUATERNION MATHEMATICS</w:t>
       </w:r>
     </w:p>
-    <w:p>
-      <w:r>
-        <w:pict>
-          <v:rect style="width:0;height:1.5pt" o:hralign="center" o:hrstd="t" o:hr="t"/>
-        </w:pict>
-      </w:r>
-    </w:p>
     <w:bookmarkStart w:id="9" w:name="abstract"/>
     <w:p>
       <w:pPr>
@@ -81,13 +74,6 @@
       </w:r>
       <w:r>
         <w:t xml:space="preserve">metric based on the angular distance between quaternions and detects emotional flooding by analyzing the rate of change (angular velocity) of these states over time.</w:t>
-      </w:r>
-    </w:p>
-    <w:p>
-      <w:r>
-        <w:pict>
-          <v:rect style="width:0;height:1.5pt" o:hralign="center" o:hrstd="t" o:hr="t"/>
-        </w:pict>
       </w:r>
     </w:p>
     <w:bookmarkEnd w:id="9"/>
@@ -172,13 +158,6 @@
         <w:t xml:space="preserve">problem or singularities when attempting to model continuous emotional transitions in 3D space using Euler angles. There is a need for a more robust mathematical framework that can accurately capture the relational dimension of emotion and model smooth, continuous transitions between states.</w:t>
       </w:r>
     </w:p>
-    <w:p>
-      <w:r>
-        <w:pict>
-          <v:rect style="width:0;height:1.5pt" o:hralign="center" o:hrstd="t" o:hr="t"/>
-        </w:pict>
-      </w:r>
-    </w:p>
     <w:bookmarkEnd w:id="10"/>
     <w:bookmarkStart w:id="11" w:name="summary-of-the-invention"/>
     <w:p>
@@ -342,7 +321,7 @@
       </w:r>
     </w:p>
     <w:bookmarkEnd w:id="11"/>
-    <w:bookmarkStart w:id="30" w:name="brief-description-of-the-drawings"/>
+    <w:bookmarkStart w:id="33" w:name="brief-description-of-the-drawings"/>
     <w:p>
       <w:pPr>
         <w:pStyle w:val="Heading2"/>
@@ -376,7 +355,7 @@
       <w:r>
         <w:drawing>
           <wp:inline>
-            <wp:extent cx="4000500" cy="9381172"/>
+            <wp:extent cx="2933700" cy="6879526"/>
             <wp:effectExtent b="0" l="0" r="0" t="0"/>
             <wp:docPr descr="FIG. 1: System Architecture" title="" id="13" name="Picture"/>
             <a:graphic>
@@ -397,7 +376,7 @@
                   <pic:spPr bwMode="auto">
                     <a:xfrm>
                       <a:off x="0" y="0"/>
-                      <a:ext cx="4000500" cy="9381172"/>
+                      <a:ext cx="2933700" cy="6879526"/>
                     </a:xfrm>
                     <a:prstGeom prst="rect">
                       <a:avLst/>
@@ -449,7 +428,7 @@
       <w:r>
         <w:drawing>
           <wp:inline>
-            <wp:extent cx="5334000" cy="1543869"/>
+            <wp:extent cx="5067300" cy="1466676"/>
             <wp:effectExtent b="0" l="0" r="0" t="0"/>
             <wp:docPr descr="FIG. 2: VAC Coordinate System" title="" id="16" name="Picture"/>
             <a:graphic>
@@ -470,7 +449,7 @@
                   <pic:spPr bwMode="auto">
                     <a:xfrm>
                       <a:off x="0" y="0"/>
-                      <a:ext cx="5334000" cy="1543869"/>
+                      <a:ext cx="5067300" cy="1466676"/>
                     </a:xfrm>
                     <a:prstGeom prst="rect">
                       <a:avLst/>
@@ -522,7 +501,7 @@
       <w:r>
         <w:drawing>
           <wp:inline>
-            <wp:extent cx="5334000" cy="2680607"/>
+            <wp:extent cx="5067300" cy="2546576"/>
             <wp:effectExtent b="0" l="0" r="0" t="0"/>
             <wp:docPr descr="FIG. 3: Listener Pipeline" title="" id="19" name="Picture"/>
             <a:graphic>
@@ -543,7 +522,7 @@
                   <pic:spPr bwMode="auto">
                     <a:xfrm>
                       <a:off x="0" y="0"/>
-                      <a:ext cx="5334000" cy="2680607"/>
+                      <a:ext cx="5067300" cy="2546576"/>
                     </a:xfrm>
                     <a:prstGeom prst="rect">
                       <a:avLst/>
@@ -595,7 +574,7 @@
       <w:r>
         <w:drawing>
           <wp:inline>
-            <wp:extent cx="5334000" cy="9440626"/>
+            <wp:extent cx="2933700" cy="5192344"/>
             <wp:effectExtent b="0" l="0" r="0" t="0"/>
             <wp:docPr descr="FIG. 4: Versor Engine Logic" title="" id="22" name="Picture"/>
             <a:graphic>
@@ -616,7 +595,7 @@
                   <pic:spPr bwMode="auto">
                     <a:xfrm>
                       <a:off x="0" y="0"/>
-                      <a:ext cx="5334000" cy="9440626"/>
+                      <a:ext cx="2933700" cy="5192344"/>
                     </a:xfrm>
                     <a:prstGeom prst="rect">
                       <a:avLst/>
@@ -680,7 +659,7 @@
       <w:r>
         <w:drawing>
           <wp:inline>
-            <wp:extent cx="4000500" cy="4000500"/>
+            <wp:extent cx="5067300" cy="5067300"/>
             <wp:effectExtent b="0" l="0" r="0" t="0"/>
             <wp:docPr descr="FIG. 5: Soul Sphere Visualization" title="" id="25" name="Picture"/>
             <a:graphic>
@@ -701,7 +680,7 @@
                   <pic:spPr bwMode="auto">
                     <a:xfrm>
                       <a:off x="0" y="0"/>
-                      <a:ext cx="4000500" cy="4000500"/>
+                      <a:ext cx="5067300" cy="5067300"/>
                     </a:xfrm>
                     <a:prstGeom prst="rect">
                       <a:avLst/>
@@ -765,7 +744,7 @@
       <w:r>
         <w:drawing>
           <wp:inline>
-            <wp:extent cx="4000500" cy="6741000"/>
+            <wp:extent cx="2933700" cy="4943400"/>
             <wp:effectExtent b="0" l="0" r="0" t="0"/>
             <wp:docPr descr="FIG. 6: Emotional Atlas Data Structure" title="" id="28" name="Picture"/>
             <a:graphic>
@@ -786,7 +765,7 @@
                   <pic:spPr bwMode="auto">
                     <a:xfrm>
                       <a:off x="0" y="0"/>
-                      <a:ext cx="4000500" cy="6741000"/>
+                      <a:ext cx="2933700" cy="4943400"/>
                     </a:xfrm>
                     <a:prstGeom prst="rect">
                       <a:avLst/>
@@ -814,14 +793,80 @@
       </w:r>
     </w:p>
     <w:p>
-      <w:r>
-        <w:pict>
-          <v:rect style="width:0;height:1.5pt" o:hralign="center" o:hrstd="t" o:hr="t"/>
-        </w:pict>
-      </w:r>
-    </w:p>
-    <w:bookmarkEnd w:id="30"/>
-    <w:bookmarkStart w:id="36" w:name="detailed-description-of-the-invention"/>
+      <w:pPr>
+        <w:pStyle w:val="BodyText"/>
+      </w:pPr>
+      <w:r>
+        <w:rPr>
+          <w:b/>
+          <w:bCs/>
+        </w:rPr>
+        <w:t xml:space="preserve">FIG. 7</w:t>
+      </w:r>
+      <w:r>
+        <w:t xml:space="preserve"> </w:t>
+      </w:r>
+      <w:r>
+        <w:t xml:space="preserve">is a screenshot of the system’s graphical user interface during a live session.</w:t>
+      </w:r>
+    </w:p>
+    <w:p>
+      <w:pPr>
+        <w:pStyle w:val="CaptionedFigure"/>
+      </w:pPr>
+      <w:r>
+        <w:drawing>
+          <wp:inline>
+            <wp:extent cx="5067300" cy="3275563"/>
+            <wp:effectExtent b="0" l="0" r="0" t="0"/>
+            <wp:docPr descr="FIG. 7: User Interface Screenshot" title="" id="31" name="Picture"/>
+            <a:graphic>
+              <a:graphicData uri="http://schemas.openxmlformats.org/drawingml/2006/picture">
+                <pic:pic>
+                  <pic:nvPicPr>
+                    <pic:cNvPr descr="figures/love.png" id="32" name="Picture"/>
+                    <pic:cNvPicPr>
+                      <a:picLocks noChangeArrowheads="1" noChangeAspect="1"/>
+                    </pic:cNvPicPr>
+                  </pic:nvPicPr>
+                  <pic:blipFill>
+                    <a:blip r:embed="rId30"/>
+                    <a:stretch>
+                      <a:fillRect/>
+                    </a:stretch>
+                  </pic:blipFill>
+                  <pic:spPr bwMode="auto">
+                    <a:xfrm>
+                      <a:off x="0" y="0"/>
+                      <a:ext cx="5067300" cy="3275563"/>
+                    </a:xfrm>
+                    <a:prstGeom prst="rect">
+                      <a:avLst/>
+                    </a:prstGeom>
+                    <a:noFill/>
+                    <a:ln w="9525">
+                      <a:noFill/>
+                      <a:headEnd/>
+                      <a:tailEnd/>
+                    </a:ln>
+                  </pic:spPr>
+                </pic:pic>
+              </a:graphicData>
+            </a:graphic>
+          </wp:inline>
+        </w:drawing>
+      </w:r>
+    </w:p>
+    <w:p>
+      <w:pPr>
+        <w:pStyle w:val="ImageCaption"/>
+      </w:pPr>
+      <w:r>
+        <w:t xml:space="preserve">FIG. 7: User Interface Screenshot</w:t>
+      </w:r>
+    </w:p>
+    <w:bookmarkEnd w:id="33"/>
+    <w:bookmarkStart w:id="40" w:name="detailed-description-of-the-invention"/>
     <w:p>
       <w:pPr>
         <w:pStyle w:val="Heading2"/>
@@ -830,7 +875,7 @@
         <w:t xml:space="preserve">DETAILED DESCRIPTION OF THE INVENTION</w:t>
       </w:r>
     </w:p>
-    <w:bookmarkStart w:id="31" w:name="X77d8b82a6ce5dd554930e8f8929351a46b171e0"/>
+    <w:bookmarkStart w:id="34" w:name="X77d8b82a6ce5dd554930e8f8929351a46b171e0"/>
     <w:p>
       <w:pPr>
         <w:pStyle w:val="Heading3"/>
@@ -1031,8 +1076,8 @@
         <w:t xml:space="preserve">) to calibrate its output on the Connection axis.</w:t>
       </w:r>
     </w:p>
-    <w:bookmarkEnd w:id="31"/>
-    <w:bookmarkStart w:id="32" w:name="quaternion-representation-the-versor"/>
+    <w:bookmarkEnd w:id="34"/>
+    <w:bookmarkStart w:id="35" w:name="quaternion-representation-the-versor"/>
     <w:p>
       <w:pPr>
         <w:pStyle w:val="Heading3"/>
@@ -1170,21 +1215,7 @@
         <w:pStyle w:val="BodyText"/>
       </w:pPr>
       <w:r>
-        <w:t xml:space="preserve">The conversion from the 3D VAC vector to a 4D quaternion is achieved by treating the VAC vector as an axis-angle rotation, where the magnitude of the emotion determines the angle</w:t>
-      </w:r>
-      <w:r>
-        <w:t xml:space="preserve"> </w:t>
-      </w:r>
-      <m:oMath>
-        <m:r>
-          <m:t>θ</m:t>
-        </m:r>
-      </m:oMath>
-      <w:r>
-        <w:t xml:space="preserve"> </w:t>
-      </w:r>
-      <w:r>
-        <w:t xml:space="preserve">and the normalized VAC vector defines the axis of rotation.</w:t>
+        <w:t xml:space="preserve">The conversion from the 3D VAC vector to a 4D quaternion is achieved by treating the VAC vector as an axis-angle rotation, where the magnitude of the emotion determines the angle θ and the normalized VAC vector defines the axis of rotation.</w:t>
       </w:r>
     </w:p>
     <w:p>
@@ -1487,87 +1518,102 @@
             </m:rPr>
             <m:t>=</m:t>
           </m:r>
-          <m:f>
-            <m:fPr>
-              <m:type m:val="bar"/>
-            </m:fPr>
-            <m:num>
-              <m:r>
-                <m:rPr>
-                  <m:sty m:val="p"/>
-                </m:rPr>
-                <m:t>sin</m:t>
-              </m:r>
-              <m:r>
-                <m:rPr>
-                  <m:sty m:val="p"/>
-                </m:rPr>
-                <m:t>(</m:t>
-              </m:r>
-              <m:r>
-                <m:rPr>
-                  <m:sty m:val="p"/>
-                </m:rPr>
-                <m:t>(</m:t>
-              </m:r>
-              <m:r>
-                <m:t>1</m:t>
-              </m:r>
-              <m:r>
-                <m:rPr>
-                  <m:sty m:val="p"/>
-                </m:rPr>
-                <m:t>−</m:t>
-              </m:r>
-              <m:r>
-                <m:t>t</m:t>
-              </m:r>
-              <m:r>
-                <m:rPr>
-                  <m:sty m:val="p"/>
-                </m:rPr>
-                <m:t>)</m:t>
-              </m:r>
-              <m:r>
-                <m:rPr>
-                  <m:sty m:val="p"/>
-                </m:rPr>
-                <m:t>Ω</m:t>
-              </m:r>
-              <m:r>
-                <m:rPr>
-                  <m:sty m:val="p"/>
-                </m:rPr>
-                <m:t>)</m:t>
-              </m:r>
-            </m:num>
-            <m:den>
-              <m:r>
-                <m:rPr>
-                  <m:sty m:val="p"/>
-                </m:rPr>
-                <m:t>sin</m:t>
-              </m:r>
-              <m:r>
-                <m:rPr>
-                  <m:sty m:val="p"/>
-                </m:rPr>
-                <m:t>(</m:t>
-              </m:r>
-              <m:r>
-                <m:rPr>
-                  <m:sty m:val="p"/>
-                </m:rPr>
-                <m:t>Ω</m:t>
-              </m:r>
-              <m:r>
-                <m:rPr>
-                  <m:sty m:val="p"/>
-                </m:rPr>
-                <m:t>)</m:t>
-              </m:r>
-            </m:den>
-          </m:f>
+          <m:r>
+            <m:rPr>
+              <m:sty m:val="p"/>
+            </m:rPr>
+            <m:t>[</m:t>
+          </m:r>
+          <m:r>
+            <m:rPr>
+              <m:sty m:val="p"/>
+            </m:rPr>
+            <m:t>sin</m:t>
+          </m:r>
+          <m:r>
+            <m:rPr>
+              <m:sty m:val="p"/>
+            </m:rPr>
+            <m:t>(</m:t>
+          </m:r>
+          <m:r>
+            <m:rPr>
+              <m:sty m:val="p"/>
+            </m:rPr>
+            <m:t>(</m:t>
+          </m:r>
+          <m:r>
+            <m:t>1</m:t>
+          </m:r>
+          <m:r>
+            <m:rPr>
+              <m:sty m:val="p"/>
+            </m:rPr>
+            <m:t>−</m:t>
+          </m:r>
+          <m:r>
+            <m:t>t</m:t>
+          </m:r>
+          <m:r>
+            <m:rPr>
+              <m:sty m:val="p"/>
+            </m:rPr>
+            <m:t>)</m:t>
+          </m:r>
+          <m:r>
+            <m:rPr>
+              <m:sty m:val="p"/>
+            </m:rPr>
+            <m:t>Ω</m:t>
+          </m:r>
+          <m:r>
+            <m:rPr>
+              <m:sty m:val="p"/>
+            </m:rPr>
+            <m:t>)</m:t>
+          </m:r>
+          <m:r>
+            <m:rPr>
+              <m:sty m:val="p"/>
+            </m:rPr>
+            <m:t>/</m:t>
+          </m:r>
+          <m:r>
+            <m:rPr>
+              <m:sty m:val="p"/>
+            </m:rPr>
+            <m:t>sin</m:t>
+          </m:r>
+          <m:r>
+            <m:rPr>
+              <m:sty m:val="p"/>
+            </m:rPr>
+            <m:t>(</m:t>
+          </m:r>
+          <m:r>
+            <m:rPr>
+              <m:sty m:val="p"/>
+            </m:rPr>
+            <m:t>Ω</m:t>
+          </m:r>
+          <m:r>
+            <m:rPr>
+              <m:sty m:val="p"/>
+            </m:rPr>
+            <m:t>)</m:t>
+          </m:r>
+          <m:r>
+            <m:rPr>
+              <m:sty m:val="p"/>
+            </m:rPr>
+            <m:t>]</m:t>
+          </m:r>
+          <m:r>
+            <m:rPr>
+              <m:sty m:val="p"/>
+            </m:rPr>
+            <m:t>⋅</m:t>
+          </m:r>
           <m:sSub>
             <m:e>
               <m:r>
@@ -1586,66 +1632,81 @@
             </m:rPr>
             <m:t>+</m:t>
           </m:r>
-          <m:f>
-            <m:fPr>
-              <m:type m:val="bar"/>
-            </m:fPr>
-            <m:num>
-              <m:r>
-                <m:rPr>
-                  <m:sty m:val="p"/>
-                </m:rPr>
-                <m:t>sin</m:t>
-              </m:r>
-              <m:r>
-                <m:rPr>
-                  <m:sty m:val="p"/>
-                </m:rPr>
-                <m:t>(</m:t>
-              </m:r>
-              <m:r>
-                <m:t>t</m:t>
-              </m:r>
-              <m:r>
-                <m:rPr>
-                  <m:sty m:val="p"/>
-                </m:rPr>
-                <m:t>Ω</m:t>
-              </m:r>
-              <m:r>
-                <m:rPr>
-                  <m:sty m:val="p"/>
-                </m:rPr>
-                <m:t>)</m:t>
-              </m:r>
-            </m:num>
-            <m:den>
-              <m:r>
-                <m:rPr>
-                  <m:sty m:val="p"/>
-                </m:rPr>
-                <m:t>sin</m:t>
-              </m:r>
-              <m:r>
-                <m:rPr>
-                  <m:sty m:val="p"/>
-                </m:rPr>
-                <m:t>(</m:t>
-              </m:r>
-              <m:r>
-                <m:rPr>
-                  <m:sty m:val="p"/>
-                </m:rPr>
-                <m:t>Ω</m:t>
-              </m:r>
-              <m:r>
-                <m:rPr>
-                  <m:sty m:val="p"/>
-                </m:rPr>
-                <m:t>)</m:t>
-              </m:r>
-            </m:den>
-          </m:f>
+          <m:r>
+            <m:rPr>
+              <m:sty m:val="p"/>
+            </m:rPr>
+            <m:t>[</m:t>
+          </m:r>
+          <m:r>
+            <m:rPr>
+              <m:sty m:val="p"/>
+            </m:rPr>
+            <m:t>sin</m:t>
+          </m:r>
+          <m:r>
+            <m:rPr>
+              <m:sty m:val="p"/>
+            </m:rPr>
+            <m:t>(</m:t>
+          </m:r>
+          <m:r>
+            <m:t>t</m:t>
+          </m:r>
+          <m:r>
+            <m:rPr>
+              <m:sty m:val="p"/>
+            </m:rPr>
+            <m:t>Ω</m:t>
+          </m:r>
+          <m:r>
+            <m:rPr>
+              <m:sty m:val="p"/>
+            </m:rPr>
+            <m:t>)</m:t>
+          </m:r>
+          <m:r>
+            <m:rPr>
+              <m:sty m:val="p"/>
+            </m:rPr>
+            <m:t>/</m:t>
+          </m:r>
+          <m:r>
+            <m:rPr>
+              <m:sty m:val="p"/>
+            </m:rPr>
+            <m:t>sin</m:t>
+          </m:r>
+          <m:r>
+            <m:rPr>
+              <m:sty m:val="p"/>
+            </m:rPr>
+            <m:t>(</m:t>
+          </m:r>
+          <m:r>
+            <m:rPr>
+              <m:sty m:val="p"/>
+            </m:rPr>
+            <m:t>Ω</m:t>
+          </m:r>
+          <m:r>
+            <m:rPr>
+              <m:sty m:val="p"/>
+            </m:rPr>
+            <m:t>)</m:t>
+          </m:r>
+          <m:r>
+            <m:rPr>
+              <m:sty m:val="p"/>
+            </m:rPr>
+            <m:t>]</m:t>
+          </m:r>
+          <m:r>
+            <m:rPr>
+              <m:sty m:val="p"/>
+            </m:rPr>
+            <m:t>⋅</m:t>
+          </m:r>
           <m:sSub>
             <m:e>
               <m:r>
@@ -1698,8 +1759,8 @@
         <w:t xml:space="preserve">flow of feeling rather than a mechanical snap.</w:t>
       </w:r>
     </w:p>
-    <w:bookmarkEnd w:id="32"/>
-    <w:bookmarkStart w:id="33" w:name="emotional-work-flooding"/>
+    <w:bookmarkEnd w:id="35"/>
+    <w:bookmarkStart w:id="36" w:name="emotional-work-flooding"/>
     <w:p>
       <w:pPr>
         <w:pStyle w:val="Heading3"/>
@@ -1725,18 +1786,7 @@
         <w:t xml:space="preserve"> </w:t>
       </w:r>
       <w:r>
-        <w:t xml:space="preserve">as the geodesic distance (angle</w:t>
-      </w:r>
-      <w:r>
-        <w:t xml:space="preserve"> </w:t>
-      </w:r>
-      <m:oMath>
-        <m:r>
-          <m:t>θ</m:t>
-        </m:r>
-      </m:oMath>
-      <w:r>
-        <w:t xml:space="preserve">) traveled on the hypersphere between two states.</w:t>
+        <w:t xml:space="preserve">as the geodesic distance (angle θ) traveled on the hypersphere between two states.</w:t>
       </w:r>
       <w:r>
         <w:t xml:space="preserve"> </w:t>
@@ -1775,27 +1825,24 @@
             </m:rPr>
             <m:t>=</m:t>
           </m:r>
-          <m:f>
-            <m:fPr>
-              <m:type m:val="bar"/>
-            </m:fPr>
-            <m:num>
-              <m:r>
-                <m:t>d</m:t>
-              </m:r>
-              <m:r>
-                <m:t>θ</m:t>
-              </m:r>
-            </m:num>
-            <m:den>
-              <m:r>
-                <m:t>d</m:t>
-              </m:r>
-              <m:r>
-                <m:t>t</m:t>
-              </m:r>
-            </m:den>
-          </m:f>
+          <m:r>
+            <m:t>d</m:t>
+          </m:r>
+          <m:r>
+            <m:t>θ</m:t>
+          </m:r>
+          <m:r>
+            <m:rPr>
+              <m:sty m:val="p"/>
+            </m:rPr>
+            <m:t>/</m:t>
+          </m:r>
+          <m:r>
+            <m:t>d</m:t>
+          </m:r>
+          <m:r>
+            <m:t>t</m:t>
+          </m:r>
         </m:oMath>
       </m:oMathPara>
     </w:p>
@@ -1862,8 +1909,8 @@
         <w:t xml:space="preserve">), providing immediate feedback to the user to slow down.</w:t>
       </w:r>
     </w:p>
-    <w:bookmarkEnd w:id="33"/>
-    <w:bookmarkStart w:id="34" w:name="the-emotional-atlas-observer-module"/>
+    <w:bookmarkEnd w:id="36"/>
+    <w:bookmarkStart w:id="37" w:name="the-emotional-atlas-observer-module"/>
     <w:p>
       <w:pPr>
         <w:pStyle w:val="Heading3"/>
@@ -2033,8 +2080,8 @@
         <w:t xml:space="preserve">serves as a immutable reference map, allowing the system to snap vague user inputs to precise, clinically recognized emotional coordinates.</w:t>
       </w:r>
     </w:p>
-    <w:bookmarkEnd w:id="34"/>
-    <w:bookmarkStart w:id="35" w:name="privacy-centric-architecture"/>
+    <w:bookmarkEnd w:id="37"/>
+    <w:bookmarkStart w:id="38" w:name="privacy-centric-architecture"/>
     <w:p>
       <w:pPr>
         <w:pStyle w:val="Heading3"/>
@@ -2063,15 +2110,15 @@
       <w:r>
         <w:t xml:space="preserve">.</w:t>
       </w:r>
-      <w:r>
-        <w:t xml:space="preserve"> </w:t>
-      </w:r>
-      <w:r>
-        <w:t xml:space="preserve">1.</w:t>
-      </w:r>
-      <w:r>
-        <w:t xml:space="preserve"> </w:t>
-      </w:r>
+    </w:p>
+    <w:p>
+      <w:pPr>
+        <w:pStyle w:val="Compact"/>
+        <w:numPr>
+          <w:ilvl w:val="0"/>
+          <w:numId w:val="1005"/>
+        </w:numPr>
+      </w:pPr>
       <w:r>
         <w:rPr>
           <w:b/>
@@ -2082,15 +2129,15 @@
       <w:r>
         <w:t xml:space="preserve">: Audio is captured on-device.</w:t>
       </w:r>
-      <w:r>
-        <w:t xml:space="preserve"> </w:t>
-      </w:r>
-      <w:r>
-        <w:t xml:space="preserve">2.</w:t>
-      </w:r>
-      <w:r>
-        <w:t xml:space="preserve"> </w:t>
-      </w:r>
+    </w:p>
+    <w:p>
+      <w:pPr>
+        <w:pStyle w:val="Compact"/>
+        <w:numPr>
+          <w:ilvl w:val="0"/>
+          <w:numId w:val="1005"/>
+        </w:numPr>
+      </w:pPr>
       <w:r>
         <w:rPr>
           <w:b/>
@@ -2113,15 +2160,15 @@
       <w:r>
         <w:t xml:space="preserve">) converts audio to text without sending data to the cloud.</w:t>
       </w:r>
-      <w:r>
-        <w:t xml:space="preserve"> </w:t>
-      </w:r>
-      <w:r>
-        <w:t xml:space="preserve">3.</w:t>
-      </w:r>
-      <w:r>
-        <w:t xml:space="preserve"> </w:t>
-      </w:r>
+    </w:p>
+    <w:p>
+      <w:pPr>
+        <w:pStyle w:val="Compact"/>
+        <w:numPr>
+          <w:ilvl w:val="0"/>
+          <w:numId w:val="1005"/>
+        </w:numPr>
+      </w:pPr>
       <w:r>
         <w:rPr>
           <w:b/>
@@ -2174,15 +2221,15 @@
       <w:r>
         <w:t xml:space="preserve">) extracts the VAC parameters.</w:t>
       </w:r>
-      <w:r>
-        <w:t xml:space="preserve"> </w:t>
-      </w:r>
-      <w:r>
-        <w:t xml:space="preserve">4.</w:t>
-      </w:r>
-      <w:r>
-        <w:t xml:space="preserve"> </w:t>
-      </w:r>
+    </w:p>
+    <w:p>
+      <w:pPr>
+        <w:pStyle w:val="Compact"/>
+        <w:numPr>
+          <w:ilvl w:val="0"/>
+          <w:numId w:val="1005"/>
+        </w:numPr>
+      </w:pPr>
       <w:r>
         <w:rPr>
           <w:b/>
@@ -2194,29 +2241,152 @@
         <w:t xml:space="preserve">: A Named Entity Recognition (NER) system identifies and scrubs Person Identifiable Information (PII) before any data is passed to the persistence layer (Observer).</w:t>
       </w:r>
     </w:p>
-    <w:p>
-      <w:r>
-        <w:pict>
-          <v:rect style="width:0;height:1.5pt" o:hralign="center" o:hrstd="t" o:hr="t"/>
-        </w:pict>
-      </w:r>
-    </w:p>
-    <w:bookmarkEnd w:id="35"/>
-    <w:bookmarkEnd w:id="36"/>
-    <w:bookmarkStart w:id="37" w:name="claims"/>
-    <w:p>
-      <w:pPr>
-        <w:pStyle w:val="Heading2"/>
-      </w:pPr>
-      <w:r>
-        <w:t xml:space="preserve">CLAIMS</w:t>
-      </w:r>
-    </w:p>
-    <w:p>
-      <w:pPr>
+    <w:bookmarkEnd w:id="38"/>
+    <w:bookmarkStart w:id="39" w:name="X8f64a9318c3f6febd71bd902d64d25ef0ad2061"/>
+    <w:p>
+      <w:pPr>
+        <w:pStyle w:val="Heading3"/>
+      </w:pPr>
+      <w:r>
+        <w:t xml:space="preserve">6. Industrial Applicability and Potential Embodiments</w:t>
+      </w:r>
+    </w:p>
+    <w:p>
+      <w:pPr>
+        <w:pStyle w:val="FirstParagraph"/>
+      </w:pPr>
+      <w:r>
+        <w:t xml:space="preserve">While the preferred embodiment describes a personal emotional intelligence tool, the invention’s geometric framework has broad industrial applicability across multiple domains:</w:t>
+      </w:r>
+    </w:p>
+    <w:p>
+      <w:pPr>
+        <w:pStyle w:val="Compact"/>
         <w:numPr>
           <w:ilvl w:val="0"/>
-          <w:numId w:val="1005"/>
+          <w:numId w:val="1006"/>
+        </w:numPr>
+      </w:pPr>
+      <w:r>
+        <w:rPr>
+          <w:b/>
+          <w:bCs/>
+        </w:rPr>
+        <w:t xml:space="preserve">Clinical &amp; Mental Health:</w:t>
+      </w:r>
+      <w:r>
+        <w:t xml:space="preserve"> </w:t>
+      </w:r>
+      <w:r>
+        <w:t xml:space="preserve">Monitoring patient stability in real-time, detecting</w:t>
+      </w:r>
+      <w:r>
+        <w:t xml:space="preserve"> </w:t>
+      </w:r>
+      <w:r>
+        <w:t xml:space="preserve">“flooding”</w:t>
+      </w:r>
+      <w:r>
+        <w:t xml:space="preserve"> </w:t>
+      </w:r>
+      <w:r>
+        <w:t xml:space="preserve">events in trauma therapy, or tracking longitudinal emotional trajectories for diagnosis.</w:t>
+      </w:r>
+    </w:p>
+    <w:p>
+      <w:pPr>
+        <w:pStyle w:val="Compact"/>
+        <w:numPr>
+          <w:ilvl w:val="0"/>
+          <w:numId w:val="1006"/>
+        </w:numPr>
+      </w:pPr>
+      <w:r>
+        <w:rPr>
+          <w:b/>
+          <w:bCs/>
+        </w:rPr>
+        <w:t xml:space="preserve">Artificial Intelligence &amp; Robotics:</w:t>
+      </w:r>
+      <w:r>
+        <w:t xml:space="preserve"> </w:t>
+      </w:r>
+      <w:r>
+        <w:t xml:space="preserve">Providing autonomous agents or Non-Player Characters (NPCs) with continuous, non-binary emotional states, allowing for smoother behavioral transitions than finite-state machines.</w:t>
+      </w:r>
+    </w:p>
+    <w:p>
+      <w:pPr>
+        <w:pStyle w:val="Compact"/>
+        <w:numPr>
+          <w:ilvl w:val="0"/>
+          <w:numId w:val="1006"/>
+        </w:numPr>
+      </w:pPr>
+      <w:r>
+        <w:rPr>
+          <w:b/>
+          <w:bCs/>
+        </w:rPr>
+        <w:t xml:space="preserve">Human-Computer Interaction (HCI):</w:t>
+      </w:r>
+      <w:r>
+        <w:t xml:space="preserve"> </w:t>
+      </w:r>
+      <w:r>
+        <w:t xml:space="preserve">Enhancing sentiment analysis in customer service bots to detect</w:t>
+      </w:r>
+      <w:r>
+        <w:t xml:space="preserve"> </w:t>
+      </w:r>
+      <w:r>
+        <w:t xml:space="preserve">“connection”</w:t>
+      </w:r>
+      <w:r>
+        <w:t xml:space="preserve"> </w:t>
+      </w:r>
+      <w:r>
+        <w:t xml:space="preserve">(empathy/pity) nuances that standard sentiment models miss.</w:t>
+      </w:r>
+    </w:p>
+    <w:p>
+      <w:pPr>
+        <w:pStyle w:val="Compact"/>
+        <w:numPr>
+          <w:ilvl w:val="0"/>
+          <w:numId w:val="1006"/>
+        </w:numPr>
+      </w:pPr>
+      <w:r>
+        <w:rPr>
+          <w:b/>
+          <w:bCs/>
+        </w:rPr>
+        <w:t xml:space="preserve">Bio-Feedback Training:</w:t>
+      </w:r>
+      <w:r>
+        <w:t xml:space="preserve"> </w:t>
+      </w:r>
+      <w:r>
+        <w:t xml:space="preserve">Powering wearable devices that provide haptic or visual feedback based on the angular velocity of emotional change to train emotional regulation.</w:t>
+      </w:r>
+    </w:p>
+    <w:bookmarkEnd w:id="39"/>
+    <w:bookmarkEnd w:id="40"/>
+    <w:bookmarkStart w:id="41" w:name="claims"/>
+    <w:p>
+      <w:pPr>
+        <w:pStyle w:val="Heading2"/>
+      </w:pPr>
+      <w:r>
+        <w:t xml:space="preserve">CLAIMS</w:t>
+      </w:r>
+    </w:p>
+    <w:p>
+      <w:pPr>
+        <w:numPr>
+          <w:ilvl w:val="0"/>
+          <w:numId w:val="1007"/>
         </w:numPr>
       </w:pPr>
       <w:r>
@@ -2228,7 +2398,7 @@
         <w:pStyle w:val="Compact"/>
         <w:numPr>
           <w:ilvl w:val="1"/>
-          <w:numId w:val="1006"/>
+          <w:numId w:val="1008"/>
         </w:numPr>
       </w:pPr>
       <w:r>
@@ -2240,7 +2410,7 @@
         <w:pStyle w:val="Compact"/>
         <w:numPr>
           <w:ilvl w:val="1"/>
-          <w:numId w:val="1006"/>
+          <w:numId w:val="1008"/>
         </w:numPr>
       </w:pPr>
       <w:r>
@@ -2252,7 +2422,7 @@
         <w:pStyle w:val="Compact"/>
         <w:numPr>
           <w:ilvl w:val="1"/>
-          <w:numId w:val="1006"/>
+          <w:numId w:val="1008"/>
         </w:numPr>
       </w:pPr>
       <w:r>
@@ -2263,7 +2433,7 @@
       <w:pPr>
         <w:numPr>
           <w:ilvl w:val="0"/>
-          <w:numId w:val="1005"/>
+          <w:numId w:val="1007"/>
         </w:numPr>
       </w:pPr>
       <w:r>
@@ -2286,7 +2456,7 @@
       <w:pPr>
         <w:numPr>
           <w:ilvl w:val="0"/>
-          <w:numId w:val="1005"/>
+          <w:numId w:val="1007"/>
         </w:numPr>
       </w:pPr>
       <w:r>
@@ -2297,7 +2467,7 @@
       <w:pPr>
         <w:numPr>
           <w:ilvl w:val="0"/>
-          <w:numId w:val="1005"/>
+          <w:numId w:val="1007"/>
         </w:numPr>
       </w:pPr>
       <w:r>
@@ -2309,7 +2479,7 @@
         <w:pStyle w:val="Compact"/>
         <w:numPr>
           <w:ilvl w:val="1"/>
-          <w:numId w:val="1007"/>
+          <w:numId w:val="1009"/>
         </w:numPr>
       </w:pPr>
       <w:r>
@@ -2321,7 +2491,7 @@
         <w:pStyle w:val="Compact"/>
         <w:numPr>
           <w:ilvl w:val="1"/>
-          <w:numId w:val="1007"/>
+          <w:numId w:val="1009"/>
         </w:numPr>
       </w:pPr>
       <w:r>
@@ -2333,7 +2503,7 @@
         <w:pStyle w:val="Compact"/>
         <w:numPr>
           <w:ilvl w:val="1"/>
-          <w:numId w:val="1007"/>
+          <w:numId w:val="1009"/>
         </w:numPr>
       </w:pPr>
       <w:r>
@@ -2345,21 +2515,21 @@
         <w:pStyle w:val="Compact"/>
         <w:numPr>
           <w:ilvl w:val="1"/>
+          <w:numId w:val="1009"/>
+        </w:numPr>
+      </w:pPr>
+      <w:r>
+        <w:t xml:space="preserve">rendering a three-dimensional object whose orientation corresponds to the interpolated path.</w:t>
+      </w:r>
+    </w:p>
+    <w:p>
+      <w:pPr>
+        <w:numPr>
+          <w:ilvl w:val="0"/>
           <w:numId w:val="1007"/>
         </w:numPr>
       </w:pPr>
       <w:r>
-        <w:t xml:space="preserve">rendering a three-dimensional object whose orientation corresponds to the interpolated path.</w:t>
-      </w:r>
-    </w:p>
-    <w:p>
-      <w:pPr>
-        <w:numPr>
-          <w:ilvl w:val="0"/>
-          <w:numId w:val="1005"/>
-        </w:numPr>
-      </w:pPr>
-      <w:r>
         <w:t xml:space="preserve">The method of Claim 4, further comprising calculating an angular velocity of the transition and triggering a user alert if said velocity exceeds a predetermined</w:t>
       </w:r>
       <w:r>
@@ -2375,8 +2545,8 @@
         <w:t xml:space="preserve">threshold.</w:t>
       </w:r>
     </w:p>
-    <w:bookmarkEnd w:id="37"/>
-    <w:bookmarkEnd w:id="38"/>
+    <w:bookmarkEnd w:id="41"/>
+    <w:bookmarkEnd w:id="42"/>
     <w:sectPr>
       <w:footnotePr>
         <w:numRestart w:val="eachSect"/>
@@ -2778,6 +2948,39 @@
     <w:abstractNumId w:val="991"/>
   </w:num>
   <w:num w:numId="1007">
+    <w:abstractNumId w:val="99411"/>
+    <w:lvlOverride w:ilvl="0">
+      <w:startOverride w:val="1"/>
+    </w:lvlOverride>
+    <w:lvlOverride w:ilvl="1">
+      <w:startOverride w:val="1"/>
+    </w:lvlOverride>
+    <w:lvlOverride w:ilvl="2">
+      <w:startOverride w:val="1"/>
+    </w:lvlOverride>
+    <w:lvlOverride w:ilvl="3">
+      <w:startOverride w:val="1"/>
+    </w:lvlOverride>
+    <w:lvlOverride w:ilvl="4">
+      <w:startOverride w:val="1"/>
+    </w:lvlOverride>
+    <w:lvlOverride w:ilvl="5">
+      <w:startOverride w:val="1"/>
+    </w:lvlOverride>
+    <w:lvlOverride w:ilvl="6">
+      <w:startOverride w:val="1"/>
+    </w:lvlOverride>
+    <w:lvlOverride w:ilvl="7">
+      <w:startOverride w:val="1"/>
+    </w:lvlOverride>
+    <w:lvlOverride w:ilvl="8">
+      <w:startOverride w:val="1"/>
+    </w:lvlOverride>
+  </w:num>
+  <w:num w:numId="1008">
+    <w:abstractNumId w:val="991"/>
+  </w:num>
+  <w:num w:numId="1009">
     <w:abstractNumId w:val="991"/>
   </w:num>
 </w:numbering>

--- a/docs/provisional_patent_application.docx
+++ b/docs/provisional_patent_application.docx
@@ -61,7 +61,7 @@
         <w:pStyle w:val="FirstParagraph"/>
       </w:pPr>
       <w:r>
-        <w:t xml:space="preserve">A system and method for processing, analyzing, and visualizing emotional states using a multi-dimensional geometric model. The system includes a listener module that ingests audio or text, a semantic analyzer that maps inputs to a novel three-dimensional Vector-Arousal-Connection (VAC) vector, and a versor engine that converts these vectors into quaternions. This approach distinguishes between emotional states with similar valence and arousal but differing levels of interpersonal connection (e.g., pity vs. compassion). The system further calculates an</w:t>
+        <w:t xml:space="preserve">A system and method for processing, analyzing, and visualizing emotional states using a multi-dimensional geometric model. The system includes a listener module that ingests audio or text, a semantic analyzer that maps inputs to a novel three-dimensional Valence-Arousal-Connection (VAC) vector, and a versor engine that converts these vectors into quaternions. This approach distinguishes between emotional states with similar valence and arousal but differing levels of interpersonal connection (e.g., pity vs. compassion). The system further calculates an</w:t>
       </w:r>
       <w:r>
         <w:t xml:space="preserve"> </w:t>
@@ -1073,7 +1073,13 @@
         <w:t xml:space="preserve">“I’m here with them”</w:t>
       </w:r>
       <w:r>
-        <w:t xml:space="preserve">) to calibrate its output on the Connection axis.</w:t>
+        <w:t xml:space="preserve">) to calibrate its output on the Connection axis. In one embodiment, the system utilizes a system prompt such as:</w:t>
+      </w:r>
+      <w:r>
+        <w:t xml:space="preserve"> </w:t>
+      </w:r>
+      <w:r>
+        <w:t xml:space="preserve">‘Analyze the text for relational stance. If the speaker feels for the subject (separation), score Connection as negative. If the speaker feels with the subject (shared space), score Connection as positive.’</w:t>
       </w:r>
     </w:p>
     <w:bookmarkEnd w:id="34"/>
@@ -1215,7 +1221,7 @@
         <w:pStyle w:val="BodyText"/>
       </w:pPr>
       <w:r>
-        <w:t xml:space="preserve">The conversion from the 3D VAC vector to a 4D quaternion is achieved by treating the VAC vector as an axis-angle rotation, where the magnitude of the emotion determines the angle θ and the normalized VAC vector defines the axis of rotation.</w:t>
+        <w:t xml:space="preserve">The conversion from the 3D VAC vector to a 4D quaternion is achieved by treating the VAC vector as an axis-angle rotation, where the magnitude of the emotion determines the angle θ and the normalized VAC vector defines the axis of rotation (utilizing a default axis, e.g., [1,0,0], if the vector magnitude is zero).</w:t>
       </w:r>
     </w:p>
     <w:p>
@@ -1279,6 +1285,12 @@
         </m:oMathParaPr>
         <m:oMath>
           <m:r>
+            <m:rPr>
+              <m:sty m:val="p"/>
+            </m:rPr>
+            <m:t>[</m:t>
+          </m:r>
+          <m:r>
             <m:t>x</m:t>
           </m:r>
           <m:r>
@@ -1303,6 +1315,12 @@
             <m:rPr>
               <m:sty m:val="p"/>
             </m:rPr>
+            <m:t>]</m:t>
+          </m:r>
+          <m:r>
+            <m:rPr>
+              <m:sty m:val="p"/>
+            </m:rPr>
             <m:t>=</m:t>
           </m:r>
           <m:r>
@@ -1341,40 +1359,13 @@
             </m:rPr>
             <m:t>⋅</m:t>
           </m:r>
-          <m:sSub>
-            <m:e>
-              <m:r>
-                <m:rPr>
-                  <m:nor/>
-                  <m:sty m:val="p"/>
-                </m:rPr>
-                <m:t>axis</m:t>
-              </m:r>
-            </m:e>
-            <m:sub>
-              <m:r>
-                <m:t>x</m:t>
-              </m:r>
-              <m:r>
-                <m:rPr>
-                  <m:sty m:val="p"/>
-                </m:rPr>
-                <m:t>,</m:t>
-              </m:r>
-              <m:r>
-                <m:t>y</m:t>
-              </m:r>
-              <m:r>
-                <m:rPr>
-                  <m:sty m:val="p"/>
-                </m:rPr>
-                <m:t>,</m:t>
-              </m:r>
-              <m:r>
-                <m:t>z</m:t>
-              </m:r>
-            </m:sub>
-          </m:sSub>
+          <m:r>
+            <m:rPr>
+              <m:nor/>
+              <m:sty m:val="p"/>
+            </m:rPr>
+            <m:t>axis_vector</m:t>
+          </m:r>
         </m:oMath>
       </m:oMathPara>
     </w:p>
@@ -1744,7 +1735,23 @@
         <w:t xml:space="preserve"> </w:t>
       </w:r>
       <w:r>
-        <w:t xml:space="preserve">is the angle subtended by the arc. This ensures a constant-speed emotional transition in the visualization, representing a</w:t>
+        <w:t xml:space="preserve">is the angle subtended by the arc, and</w:t>
+      </w:r>
+      <w:r>
+        <w:t xml:space="preserve"> </w:t>
+      </w:r>
+      <w:r>
+        <w:rPr>
+          <w:i/>
+          <w:iCs/>
+        </w:rPr>
+        <w:t xml:space="preserve">t</w:t>
+      </w:r>
+      <w:r>
+        <w:t xml:space="preserve"> </w:t>
+      </w:r>
+      <w:r>
+        <w:t xml:space="preserve">is the interpolation parameter ranging from 0 to 1. This ensures a constant-speed emotional transition in the visualization, representing a</w:t>
       </w:r>
       <w:r>
         <w:t xml:space="preserve"> </w:t>
@@ -2077,7 +2084,7 @@
         <w:t xml:space="preserve"> </w:t>
       </w:r>
       <w:r>
-        <w:t xml:space="preserve">serves as a immutable reference map, allowing the system to snap vague user inputs to precise, clinically recognized emotional coordinates.</w:t>
+        <w:t xml:space="preserve">serves as an immutable reference map, allowing the system to snap vague user inputs to precise, clinically recognized emotional coordinates.</w:t>
       </w:r>
     </w:p>
     <w:bookmarkEnd w:id="37"/>
@@ -2371,6 +2378,24 @@
         <w:t xml:space="preserve">Powering wearable devices that provide haptic or visual feedback based on the angular velocity of emotional change to train emotional regulation.</w:t>
       </w:r>
     </w:p>
+    <w:p>
+      <w:pPr>
+        <w:pStyle w:val="FirstParagraph"/>
+      </w:pPr>
+      <w:r>
+        <w:rPr>
+          <w:b/>
+          <w:bCs/>
+        </w:rPr>
+        <w:t xml:space="preserve">Scope and Terminology:</w:t>
+      </w:r>
+      <w:r>
+        <w:t xml:space="preserve"> </w:t>
+      </w:r>
+      <w:r>
+        <w:t xml:space="preserve">While specific software tools (e.g., PostgreSQL, Ollama, Whisper) and mathematical conventions (e.g., scalar-first quaternions) are described herein, these are intended as illustrative embodiments. The invention is not limited to these specific technologies. Any vector database, large language model, or speech-to-text engine capable of performing the described geometric and semantic operations is within the scope of this disclosure.</w:t>
+      </w:r>
+    </w:p>
     <w:bookmarkEnd w:id="39"/>
     <w:bookmarkEnd w:id="40"/>
     <w:bookmarkStart w:id="41" w:name="claims"/>
@@ -2390,43 +2415,7 @@
         </w:numPr>
       </w:pPr>
       <w:r>
-        <w:t xml:space="preserve">A system for determining an emotional state of a user, comprising:</w:t>
-      </w:r>
-    </w:p>
-    <w:p>
-      <w:pPr>
-        <w:pStyle w:val="Compact"/>
-        <w:numPr>
-          <w:ilvl w:val="1"/>
-          <w:numId w:val="1008"/>
-        </w:numPr>
-      </w:pPr>
-      <w:r>
-        <w:t xml:space="preserve">a processor configured to receive a natural language input;</w:t>
-      </w:r>
-    </w:p>
-    <w:p>
-      <w:pPr>
-        <w:pStyle w:val="Compact"/>
-        <w:numPr>
-          <w:ilvl w:val="1"/>
-          <w:numId w:val="1008"/>
-        </w:numPr>
-      </w:pPr>
-      <w:r>
-        <w:t xml:space="preserve">a semantic analyzer module configured to derive a three-dimensional vector from said input, wherein the three dimensions consist of valence, arousal, and interpersonal connection; and</w:t>
-      </w:r>
-    </w:p>
-    <w:p>
-      <w:pPr>
-        <w:pStyle w:val="Compact"/>
-        <w:numPr>
-          <w:ilvl w:val="1"/>
-          <w:numId w:val="1008"/>
-        </w:numPr>
-      </w:pPr>
-      <w:r>
-        <w:t xml:space="preserve">a geometric engine configured to convert said three-dimensional vector into a quaternion representation for non-singular spatial manipulation.</w:t>
+        <w:t xml:space="preserve">A system for determining an emotional state of a user, comprising: a processor configured to receive a natural language input; a semantic analyzer module configured to derive a three-dimensional vector from said natural language input, wherein the three dimensions consist of a valence dimension, an arousal dimension, and an interpersonal connection dimension; and a geometric engine configured to convert said three-dimensional vector into a quaternion representation for non-singular spatial manipulation.</w:t>
       </w:r>
     </w:p>
     <w:p>
@@ -2437,19 +2426,7 @@
         </w:numPr>
       </w:pPr>
       <w:r>
-        <w:t xml:space="preserve">The system of Claim 1, wherein the</w:t>
-      </w:r>
-      <w:r>
-        <w:t xml:space="preserve"> </w:t>
-      </w:r>
-      <w:r>
-        <w:t xml:space="preserve">“interpersonal connection”</w:t>
-      </w:r>
-      <w:r>
-        <w:t xml:space="preserve"> </w:t>
-      </w:r>
-      <w:r>
-        <w:t xml:space="preserve">dimension quantifies a distinct relational stance of the user, distinguishing between aligned empathy (positive value) and distant sympathy (negative value).</w:t>
+        <w:t xml:space="preserve">The system of Claim 1, wherein the interpersonal connection dimension quantifies a distinct relational stance of the user, distinguishing between aligned empathy having a positive value and distant sympathy having a negative value.</w:t>
       </w:r>
     </w:p>
     <w:p>
@@ -2460,7 +2437,7 @@
         </w:numPr>
       </w:pPr>
       <w:r>
-        <w:t xml:space="preserve">The system of Claim 1, further comprising a database storing a plurality of pre-defined emotional states, wherein each state is represented simultaneously by a three-dimensional vector, a four-dimensional quaternion, and a high-dimensional semantic embedding.</w:t>
+        <w:t xml:space="preserve">The system of Claim 1, further comprising a database storing a plurality of pre-defined emotional states, wherein each pre-defined emotional state is represented simultaneously by a stored three-dimensional vector, a stored four-dimensional quaternion, and a stored high-dimensional semantic embedding.</w:t>
       </w:r>
     </w:p>
     <w:p>
@@ -2471,55 +2448,7 @@
         </w:numPr>
       </w:pPr>
       <w:r>
-        <w:t xml:space="preserve">A method for visualizing emotional transitions, comprising:</w:t>
-      </w:r>
-    </w:p>
-    <w:p>
-      <w:pPr>
-        <w:pStyle w:val="Compact"/>
-        <w:numPr>
-          <w:ilvl w:val="1"/>
-          <w:numId w:val="1009"/>
-        </w:numPr>
-      </w:pPr>
-      <w:r>
-        <w:t xml:space="preserve">calculating a first quaternion representing an initial emotional state;</w:t>
-      </w:r>
-    </w:p>
-    <w:p>
-      <w:pPr>
-        <w:pStyle w:val="Compact"/>
-        <w:numPr>
-          <w:ilvl w:val="1"/>
-          <w:numId w:val="1009"/>
-        </w:numPr>
-      </w:pPr>
-      <w:r>
-        <w:t xml:space="preserve">calculating a second quaternion representing a subsequent emotional state;</w:t>
-      </w:r>
-    </w:p>
-    <w:p>
-      <w:pPr>
-        <w:pStyle w:val="Compact"/>
-        <w:numPr>
-          <w:ilvl w:val="1"/>
-          <w:numId w:val="1009"/>
-        </w:numPr>
-      </w:pPr>
-      <w:r>
-        <w:t xml:space="preserve">interpolating between said first and second quaternions using spherical linear interpolation (SLERP) to generate a smooth path; and</w:t>
-      </w:r>
-    </w:p>
-    <w:p>
-      <w:pPr>
-        <w:pStyle w:val="Compact"/>
-        <w:numPr>
-          <w:ilvl w:val="1"/>
-          <w:numId w:val="1009"/>
-        </w:numPr>
-      </w:pPr>
-      <w:r>
-        <w:t xml:space="preserve">rendering a three-dimensional object whose orientation corresponds to the interpolated path.</w:t>
+        <w:t xml:space="preserve">A method for visualizing emotional transitions, comprising: calculating a first quaternion representing an initial emotional state; calculating a second quaternion representing a subsequent emotional state; interpolating between said first quaternion and said second quaternion using spherical linear interpolation (SLERP) to generate a smooth path representing a transition; and rendering a three-dimensional object whose orientation corresponds to the smooth path.</w:t>
       </w:r>
     </w:p>
     <w:p>
@@ -2530,19 +2459,18 @@
         </w:numPr>
       </w:pPr>
       <w:r>
-        <w:t xml:space="preserve">The method of Claim 4, further comprising calculating an angular velocity of the transition and triggering a user alert if said velocity exceeds a predetermined</w:t>
-      </w:r>
-      <w:r>
-        <w:t xml:space="preserve"> </w:t>
-      </w:r>
-      <w:r>
-        <w:t xml:space="preserve">“flooding”</w:t>
-      </w:r>
-      <w:r>
-        <w:t xml:space="preserve"> </w:t>
-      </w:r>
-      <w:r>
-        <w:t xml:space="preserve">threshold.</w:t>
+        <w:t xml:space="preserve">The method of Claim 4, further comprising calculating an angular velocity of the transition and triggering a user alert if said angular velocity exceeds a predetermined flooding threshold.</w:t>
+      </w:r>
+    </w:p>
+    <w:p>
+      <w:pPr>
+        <w:numPr>
+          <w:ilvl w:val="0"/>
+          <w:numId w:val="1007"/>
+        </w:numPr>
+      </w:pPr>
+      <w:r>
+        <w:t xml:space="preserve">The system of Claim 1, wherein the processor comprises a local computing device configured to perform ingestion, transcription, and semantic analysis on-device, ensuring that the natural language input, in the form of raw user audio or text data, is not transmitted to a remote server.</w:t>
       </w:r>
     </w:p>
     <w:bookmarkEnd w:id="41"/>
@@ -2976,12 +2904,6 @@
     <w:lvlOverride w:ilvl="8">
       <w:startOverride w:val="1"/>
     </w:lvlOverride>
-  </w:num>
-  <w:num w:numId="1008">
-    <w:abstractNumId w:val="991"/>
-  </w:num>
-  <w:num w:numId="1009">
-    <w:abstractNumId w:val="991"/>
   </w:num>
 </w:numbering>
 </file>
